--- a/01-精益工具知识库/02-核心工具/12-准时化JIT.docx
+++ b/01-精益工具知识库/02-核心工具/12-准时化JIT.docx
@@ -468,7 +468,7 @@
           <w:i w:val="0"/>
           <w:sz w:val="22"/>
         </w:rPr>
-        <w:t>理想的JIT状态是单件流（One-Piece Flow）——每件产品从前工序到后工序不间断流动，没有等待和堆积。在紧固件行业，由于冷镦等工序的特点，可能无法实现真正的单件流，但应追求最小批量的连续流。</w:t>
+        <w:t>理想的JIT状态是单件流（One-Piece Flow）——每件产品从前工序到后工序不间断流动，没有等待和堆积。在制造业，由于机加工等工序的特点，可能无法实现真正的单件流，但应追求最小批量的连续流。</w:t>
       </w:r>
     </w:p>
     <w:p>
@@ -687,7 +687,7 @@
           <w:i w:val="0"/>
           <w:sz w:val="22"/>
         </w:rPr>
-        <w:t>假设紧固件工厂：</w:t>
+        <w:t>假设制造工厂：</w:t>
       </w:r>
     </w:p>
     <w:p>
@@ -743,7 +743,7 @@
           <w:i w:val="0"/>
           <w:sz w:val="22"/>
         </w:rPr>
-        <w:t>客户每天需要 7800 件 M10 六角螺栓</w:t>
+        <w:t>客户每天需要 7800 件 某型号 工件</w:t>
       </w:r>
     </w:p>
     <w:p>
@@ -778,7 +778,7 @@
           <w:i w:val="0"/>
           <w:sz w:val="22"/>
         </w:rPr>
-        <w:t>这意味着每 3 秒钟，必须有一件 M10 螺栓从生产线产出。</w:t>
+        <w:t>这意味着每 3 秒钟，必须有一件 某型号 工件从生产线产出。</w:t>
       </w:r>
     </w:p>
     <w:p>
@@ -820,7 +820,7 @@
           <w:i w:val="0"/>
           <w:sz w:val="22"/>
         </w:rPr>
-        <w:t>紧固件生产的连续流设计</w:t>
+        <w:t>产品生产的连续流设计：</w:t>
       </w:r>
       <w:r>
         <w:rPr>
@@ -829,7 +829,6 @@
           <w:i w:val="0"/>
           <w:sz w:val="22"/>
         </w:rPr>
-        <w:t>：</w:t>
       </w:r>
     </w:p>
     <w:p>
@@ -850,7 +849,7 @@
           <w:color w:val="333333"/>
           <w:sz w:val="18"/>
         </w:rPr>
-        <w:t>钢丝放线 → 冷镦 → 搓丝 → 热处理 → 表面处理 → 检验 → 包装</w:t>
+        <w:t>棒料放线 → 机加工 → 精加工 → 热处理 → 表面处理 → 检验 → 包装</w:t>
       </w:r>
     </w:p>
     <w:p>
@@ -1131,7 +1130,7 @@
           <w:i w:val="0"/>
           <w:sz w:val="22"/>
         </w:rPr>
-        <w:t>紧固件价值流示例</w:t>
+        <w:t>产品价值流示例：</w:t>
       </w:r>
       <w:r>
         <w:rPr>
@@ -1140,7 +1139,6 @@
           <w:i w:val="0"/>
           <w:sz w:val="22"/>
         </w:rPr>
-        <w:t>：</w:t>
       </w:r>
     </w:p>
     <w:tbl>
@@ -1295,7 +1293,9 @@
             <w:tcW w:type="dxa" w:w="1660"/>
           </w:tcPr>
           <w:p>
-            <w:r/>
+            <w:r>
+              <w:t>棒料放线</w:t>
+            </w:r>
             <w:r>
               <w:rPr>
                 <w:rFonts w:ascii="SimSun" w:hAnsi="SimSun"/>
@@ -1303,7 +1303,6 @@
                 <w:i w:val="0"/>
                 <w:sz w:val="20"/>
               </w:rPr>
-              <w:t>钢丝放线</w:t>
             </w:r>
           </w:p>
         </w:tc>
@@ -1383,7 +1382,9 @@
             <w:shd w:fill="EDF2F9" w:val="clear"/>
           </w:tcPr>
           <w:p>
-            <w:r/>
+            <w:r>
+              <w:t>机加工</w:t>
+            </w:r>
             <w:r>
               <w:rPr>
                 <w:rFonts w:ascii="SimSun" w:hAnsi="SimSun"/>
@@ -1391,7 +1392,6 @@
                 <w:i w:val="0"/>
                 <w:sz w:val="20"/>
               </w:rPr>
-              <w:t>冷镦</w:t>
             </w:r>
           </w:p>
         </w:tc>
@@ -1474,7 +1474,9 @@
             <w:tcW w:type="dxa" w:w="1660"/>
           </w:tcPr>
           <w:p>
-            <w:r/>
+            <w:r>
+              <w:t>精加工</w:t>
+            </w:r>
             <w:r>
               <w:rPr>
                 <w:rFonts w:ascii="SimSun" w:hAnsi="SimSun"/>
@@ -1482,7 +1484,6 @@
                 <w:i w:val="0"/>
                 <w:sz w:val="20"/>
               </w:rPr>
-              <w:t>搓丝</w:t>
             </w:r>
           </w:p>
         </w:tc>
@@ -2198,7 +2199,7 @@
           <w:i w:val="0"/>
           <w:sz w:val="22"/>
         </w:rPr>
-        <w:t>供应商JIT供货</w:t>
+        <w:t>供应商JIT供货：与关键供应商（如棒料供应商）建立JIT供货机制</w:t>
       </w:r>
       <w:r>
         <w:rPr>
@@ -2207,7 +2208,6 @@
           <w:i w:val="0"/>
           <w:sz w:val="22"/>
         </w:rPr>
-        <w:t>：与关键供应商（如钢丝供应商）建立JIT供货机制</w:t>
       </w:r>
     </w:p>
     <w:p>
@@ -2221,7 +2221,7 @@
           <w:i w:val="0"/>
           <w:sz w:val="22"/>
         </w:rPr>
-        <w:t>钢丝按日或按班次配送</w:t>
+        <w:t>棒料按日或按班次配送</w:t>
       </w:r>
     </w:p>
     <w:p>
@@ -2547,7 +2547,7 @@
           <w:i w:val="0"/>
           <w:sz w:val="32"/>
         </w:rPr>
-        <w:t>钢丝JIT供应管理</w:t>
+        <w:t>棒料JIT供应管理</w:t>
       </w:r>
     </w:p>
     <w:p>
@@ -2561,7 +2561,7 @@
           <w:i w:val="0"/>
           <w:sz w:val="22"/>
         </w:rPr>
-        <w:t>钢丝是紧固件的主要原材料，通常占产品成本的60-70%。钢丝的JIT供应是紧固件工厂JIT实施的关键环节。</w:t>
+        <w:t>棒料是产品的主要原材料，通常占产品成本的60-70%。棒料的JIT供应是制造工厂JIT实施的关键环节。</w:t>
       </w:r>
     </w:p>
     <w:p>
@@ -2575,7 +2575,7 @@
           <w:i w:val="0"/>
           <w:sz w:val="26"/>
         </w:rPr>
-        <w:t>钢丝JIT供应模式</w:t>
+        <w:t>棒料JIT供应模式</w:t>
       </w:r>
     </w:p>
     <w:p>
@@ -2659,7 +2659,7 @@
           <w:i w:val="0"/>
           <w:sz w:val="22"/>
         </w:rPr>
-        <w:t>工厂设置钢丝物料超市</w:t>
+        <w:t>工厂设置棒料物料超市</w:t>
       </w:r>
     </w:p>
     <w:p>
@@ -2673,7 +2673,7 @@
           <w:i w:val="0"/>
           <w:sz w:val="22"/>
         </w:rPr>
-        <w:t>当某种规格的钢丝库存降到再订货点时，发出看板给供应商</w:t>
+        <w:t>当某种规格的棒料库存降到再订货点时，发出看板给供应商</w:t>
       </w:r>
     </w:p>
     <w:p>
@@ -2785,7 +2785,7 @@
           <w:i w:val="0"/>
           <w:sz w:val="26"/>
         </w:rPr>
-        <w:t>钢丝JIT供应的关键要求</w:t>
+        <w:t>棒料JIT供应的关键要求</w:t>
       </w:r>
     </w:p>
     <w:p>
@@ -3618,7 +3618,9 @@
             <w:tcW w:type="dxa" w:w="2075"/>
           </w:tcPr>
           <w:p>
-            <w:r/>
+            <w:r>
+              <w:t>棒料库存天数</w:t>
+            </w:r>
             <w:r>
               <w:rPr>
                 <w:rFonts w:ascii="SimSun" w:hAnsi="SimSun"/>
@@ -3626,7 +3628,6 @@
                 <w:i w:val="0"/>
                 <w:sz w:val="20"/>
               </w:rPr>
-              <w:t>钢丝库存天数</w:t>
             </w:r>
           </w:p>
         </w:tc>
@@ -3635,7 +3636,9 @@
             <w:tcW w:type="dxa" w:w="2075"/>
           </w:tcPr>
           <w:p>
-            <w:r/>
+            <w:r>
+              <w:t>棒料库存量/日均消耗量</w:t>
+            </w:r>
             <w:r>
               <w:rPr>
                 <w:rFonts w:ascii="SimSun" w:hAnsi="SimSun"/>
@@ -3643,7 +3646,6 @@
                 <w:i w:val="0"/>
                 <w:sz w:val="20"/>
               </w:rPr>
-              <w:t>钢丝库存量/日均消耗量</w:t>
             </w:r>
           </w:p>
         </w:tc>
@@ -3769,7 +3771,7 @@
           <w:i w:val="0"/>
           <w:sz w:val="32"/>
         </w:rPr>
-        <w:t>紧固件行业具体应用案例</w:t>
+        <w:t>制造业具体应用案例</w:t>
       </w:r>
     </w:p>
     <w:p>
@@ -3797,7 +3799,7 @@
           <w:i w:val="0"/>
           <w:sz w:val="22"/>
         </w:rPr>
-        <w:t>背景</w:t>
+        <w:t>背景：某制造工厂原来采用推动式生产——计划部门根据月度预测制定生产计划，各工序按计划生产，不论下工序是否需要。</w:t>
       </w:r>
       <w:r>
         <w:rPr>
@@ -3806,7 +3808,6 @@
           <w:i w:val="0"/>
           <w:sz w:val="22"/>
         </w:rPr>
-        <w:t>：某紧固件工厂原来采用推动式生产——计划部门根据月度预测制定生产计划，各工序按计划生产，不论下工序是否需要。</w:t>
       </w:r>
     </w:p>
     <w:p>
@@ -3857,7 +3858,7 @@
           <w:i w:val="0"/>
           <w:sz w:val="22"/>
         </w:rPr>
-        <w:t>在制品堆积严重（冷镦和搓丝之间堆了3天的量）</w:t>
+        <w:t>在制品堆积严重（机加工和精加工之间堆了3天的量）</w:t>
       </w:r>
     </w:p>
     <w:p>
@@ -4038,7 +4039,7 @@
           <w:i w:val="0"/>
           <w:sz w:val="22"/>
         </w:rPr>
-        <w:t>依次向前拉动，直至冷镦工序</w:t>
+        <w:t>依次向前拉动，直至机加工工序</w:t>
       </w:r>
     </w:p>
     <w:p>
@@ -4505,7 +4506,7 @@
           <w:i w:val="0"/>
           <w:sz w:val="26"/>
         </w:rPr>
-        <w:t>案例二：钢丝JIT供应实施</w:t>
+        <w:t>案例二：棒料JIT供应实施</w:t>
       </w:r>
     </w:p>
     <w:p>
@@ -4519,7 +4520,7 @@
           <w:i w:val="0"/>
           <w:sz w:val="22"/>
         </w:rPr>
-        <w:t>背景</w:t>
+        <w:t>背景：棒料库存占用大量资金和仓库空间。原来每月采购一批棒料（约200吨），库存周转率仅为2次/年。</w:t>
       </w:r>
       <w:r>
         <w:rPr>
@@ -4528,7 +4529,6 @@
           <w:i w:val="0"/>
           <w:sz w:val="22"/>
         </w:rPr>
-        <w:t>：钢丝库存占用大量资金和仓库空间。原来每月采购一批钢丝（约200吨），库存周转率仅为2次/年。</w:t>
       </w:r>
     </w:p>
     <w:p>
@@ -4565,7 +4565,7 @@
           <w:i w:val="0"/>
           <w:sz w:val="22"/>
         </w:rPr>
-        <w:t>供应商选择</w:t>
+        <w:t>供应商选择：选择距离工厂50公里以内的棒料供应商</w:t>
       </w:r>
       <w:r>
         <w:rPr>
@@ -4574,7 +4574,6 @@
           <w:i w:val="0"/>
           <w:sz w:val="22"/>
         </w:rPr>
-        <w:t>：选择距离工厂50公里以内的钢丝供应商</w:t>
       </w:r>
     </w:p>
     <w:p>
@@ -4703,7 +4702,7 @@
           <w:i w:val="0"/>
           <w:sz w:val="22"/>
         </w:rPr>
-        <w:t>钢丝库存从200吨降至40吨</w:t>
+        <w:t>棒料库存从200吨降至40吨</w:t>
       </w:r>
     </w:p>
     <w:p>
@@ -4717,7 +4716,7 @@
           <w:i w:val="0"/>
           <w:sz w:val="22"/>
         </w:rPr>
-        <w:t>钢丝库存天数从30天降至6天</w:t>
+        <w:t>棒料库存天数从30天降至6天</w:t>
       </w:r>
     </w:p>
     <w:p>
@@ -4745,7 +4744,7 @@
           <w:i w:val="0"/>
           <w:sz w:val="22"/>
         </w:rPr>
-        <w:t>钢丝库存资金占用减少80%</w:t>
+        <w:t>棒料库存资金占用减少80%</w:t>
       </w:r>
     </w:p>
     <w:p>
@@ -5186,7 +5185,7 @@
           <w:i w:val="0"/>
           <w:sz w:val="22"/>
         </w:rPr>
-        <w:t>错误理解</w:t>
+        <w:t>错误理解：产品品种多、批量小，不适合JIT。</w:t>
       </w:r>
       <w:r>
         <w:rPr>
@@ -5195,7 +5194,6 @@
           <w:i w:val="0"/>
           <w:sz w:val="22"/>
         </w:rPr>
-        <w:t>：紧固件品种多、批量小，不适合JIT。</w:t>
       </w:r>
     </w:p>
     <w:p>
@@ -5209,7 +5207,7 @@
           <w:i w:val="0"/>
           <w:sz w:val="22"/>
         </w:rPr>
-        <w:t>正确认知</w:t>
+        <w:t>正确认知：产品的工艺路线相对简单（机加工→精加工→热处理→表面处理→检验包装），非常适合JIT。关键在于建立看板拉动系统和均衡化排产。</w:t>
       </w:r>
       <w:r>
         <w:rPr>
@@ -5218,7 +5216,6 @@
           <w:i w:val="0"/>
           <w:sz w:val="22"/>
         </w:rPr>
-        <w:t>：紧固件的工艺路线相对简单（冷镦→搓丝→热处理→表面处理→检验包装），非常适合JIT。关键在于建立看板拉动系统和均衡化排产。</w:t>
       </w:r>
     </w:p>
     <w:p>
